--- a/documentaçãoDB.docx
+++ b/documentaçãoDB.docx
@@ -129,18 +129,37 @@
         <w:jc w:val="center"/>
         <w:rPr>
           <w:rFonts w:ascii="Times New Roman" w:hAnsi="Times New Roman" w:cs="Times New Roman"/>
-        </w:rPr>
-      </w:pPr>
-      <w:r>
-        <w:rPr>
-          <w:rFonts w:ascii="Times New Roman" w:hAnsi="Times New Roman" w:cs="Times New Roman"/>
-        </w:rPr>
-        <w:t xml:space="preserve">Joao Vitor </w:t>
+          <w:lang w:val="en-US"/>
+        </w:rPr>
+      </w:pPr>
+      <w:r>
+        <w:rPr>
+          <w:rFonts w:ascii="Times New Roman" w:hAnsi="Times New Roman" w:cs="Times New Roman"/>
+          <w:lang w:val="en-US"/>
+        </w:rPr>
+        <w:t xml:space="preserve">Joao </w:t>
       </w:r>
       <w:proofErr w:type="spellStart"/>
       <w:r>
         <w:rPr>
           <w:rFonts w:ascii="Times New Roman" w:hAnsi="Times New Roman" w:cs="Times New Roman"/>
+          <w:lang w:val="en-US"/>
+        </w:rPr>
+        <w:t>Vitor</w:t>
+      </w:r>
+      <w:proofErr w:type="spellEnd"/>
+      <w:r>
+        <w:rPr>
+          <w:rFonts w:ascii="Times New Roman" w:hAnsi="Times New Roman" w:cs="Times New Roman"/>
+          <w:lang w:val="en-US"/>
+        </w:rPr>
+        <w:t xml:space="preserve"> </w:t>
+      </w:r>
+      <w:proofErr w:type="spellStart"/>
+      <w:r>
+        <w:rPr>
+          <w:rFonts w:ascii="Times New Roman" w:hAnsi="Times New Roman" w:cs="Times New Roman"/>
+          <w:lang w:val="en-US"/>
         </w:rPr>
         <w:t>Biribilli</w:t>
       </w:r>
@@ -148,36 +167,42 @@
       <w:r>
         <w:rPr>
           <w:rFonts w:ascii="Times New Roman" w:hAnsi="Times New Roman" w:cs="Times New Roman"/>
+          <w:lang w:val="en-US"/>
         </w:rPr>
         <w:t>,</w:t>
       </w:r>
       <w:r>
         <w:rPr>
           <w:rFonts w:ascii="Times New Roman" w:hAnsi="Times New Roman" w:cs="Times New Roman"/>
+          <w:lang w:val="en-US"/>
         </w:rPr>
         <w:t xml:space="preserve"> RM</w:t>
       </w:r>
       <w:r>
         <w:rPr>
           <w:rFonts w:ascii="Times New Roman" w:hAnsi="Times New Roman" w:cs="Times New Roman"/>
+          <w:lang w:val="en-US"/>
         </w:rPr>
         <w:t>565594</w:t>
       </w:r>
       <w:r>
         <w:rPr>
           <w:rFonts w:ascii="Times New Roman" w:hAnsi="Times New Roman" w:cs="Times New Roman"/>
+          <w:lang w:val="en-US"/>
         </w:rPr>
         <w:t xml:space="preserve">, </w:t>
       </w:r>
       <w:r>
         <w:rPr>
           <w:rFonts w:ascii="Times New Roman" w:hAnsi="Times New Roman" w:cs="Times New Roman"/>
+          <w:lang w:val="en-US"/>
         </w:rPr>
         <w:t>2</w:t>
       </w:r>
       <w:r>
         <w:rPr>
           <w:rFonts w:ascii="Times New Roman" w:hAnsi="Times New Roman" w:cs="Times New Roman"/>
+          <w:lang w:val="en-US"/>
         </w:rPr>
         <w:t>TDSPG</w:t>
       </w:r>
@@ -194,31 +219,13 @@
         <w:rPr>
           <w:rFonts w:ascii="Times New Roman" w:hAnsi="Times New Roman" w:cs="Times New Roman"/>
         </w:rPr>
-        <w:t>Pedro de Matos, RM</w:t>
-      </w:r>
-      <w:r>
-        <w:rPr>
-          <w:rFonts w:ascii="Times New Roman" w:hAnsi="Times New Roman" w:cs="Times New Roman"/>
-        </w:rPr>
-        <w:t>564184</w:t>
-      </w:r>
-      <w:r>
-        <w:rPr>
-          <w:rFonts w:ascii="Times New Roman" w:hAnsi="Times New Roman" w:cs="Times New Roman"/>
-        </w:rPr>
-        <w:t xml:space="preserve">, </w:t>
-      </w:r>
-      <w:r>
-        <w:rPr>
-          <w:rFonts w:ascii="Times New Roman" w:hAnsi="Times New Roman" w:cs="Times New Roman"/>
-        </w:rPr>
-        <w:t>2</w:t>
-      </w:r>
-      <w:r>
-        <w:rPr>
-          <w:rFonts w:ascii="Times New Roman" w:hAnsi="Times New Roman" w:cs="Times New Roman"/>
-        </w:rPr>
-        <w:t>TDSPG</w:t>
+        <w:t xml:space="preserve">Pietro </w:t>
+      </w:r>
+      <w:r>
+        <w:rPr>
+          <w:rFonts w:ascii="Times New Roman" w:hAnsi="Times New Roman" w:cs="Times New Roman"/>
+        </w:rPr>
+        <w:t>Paranhos Wilhelm, 561378, 2TDSPG</w:t>
       </w:r>
     </w:p>
     <w:p>
@@ -229,18 +236,6 @@
           <w:rFonts w:ascii="Times New Roman" w:hAnsi="Times New Roman" w:cs="Times New Roman"/>
         </w:rPr>
       </w:pPr>
-      <w:r>
-        <w:rPr>
-          <w:rFonts w:ascii="Times New Roman" w:hAnsi="Times New Roman" w:cs="Times New Roman"/>
-        </w:rPr>
-        <w:t xml:space="preserve">Pietro </w:t>
-      </w:r>
-      <w:r>
-        <w:rPr>
-          <w:rFonts w:ascii="Times New Roman" w:hAnsi="Times New Roman" w:cs="Times New Roman"/>
-        </w:rPr>
-        <w:t>Paranhos Wilhelm, 561378, 2TDSPG</w:t>
-      </w:r>
     </w:p>
     <w:p>
       <w:pPr>
@@ -253,6 +248,265 @@
     </w:p>
     <w:p>
       <w:pPr>
+        <w:jc w:val="center"/>
+        <w:rPr>
+          <w:rFonts w:ascii="Times New Roman" w:hAnsi="Times New Roman" w:cs="Times New Roman"/>
+          <w:b/>
+          <w:bCs/>
+        </w:rPr>
+      </w:pPr>
+    </w:p>
+    <w:p>
+      <w:pPr>
+        <w:jc w:val="center"/>
+        <w:rPr>
+          <w:rFonts w:ascii="Times New Roman" w:hAnsi="Times New Roman" w:cs="Times New Roman"/>
+          <w:b/>
+          <w:bCs/>
+        </w:rPr>
+      </w:pPr>
+    </w:p>
+    <w:p>
+      <w:pPr>
+        <w:jc w:val="center"/>
+        <w:rPr>
+          <w:rFonts w:ascii="Times New Roman" w:hAnsi="Times New Roman" w:cs="Times New Roman"/>
+          <w:b/>
+          <w:bCs/>
+        </w:rPr>
+      </w:pPr>
+    </w:p>
+    <w:p>
+      <w:pPr>
+        <w:jc w:val="center"/>
+        <w:rPr>
+          <w:rFonts w:ascii="Times New Roman" w:hAnsi="Times New Roman" w:cs="Times New Roman"/>
+          <w:b/>
+          <w:bCs/>
+        </w:rPr>
+      </w:pPr>
+    </w:p>
+    <w:p>
+      <w:pPr>
+        <w:rPr>
+          <w:rFonts w:ascii="Times New Roman" w:hAnsi="Times New Roman" w:cs="Times New Roman"/>
+          <w:b/>
+          <w:bCs/>
+        </w:rPr>
+      </w:pPr>
+    </w:p>
+    <w:p>
+      <w:pPr>
+        <w:jc w:val="center"/>
+        <w:rPr>
+          <w:rFonts w:ascii="Times New Roman" w:hAnsi="Times New Roman" w:cs="Times New Roman"/>
+          <w:b/>
+          <w:bCs/>
+          <w:sz w:val="32"/>
+          <w:szCs w:val="32"/>
+        </w:rPr>
+      </w:pPr>
+      <w:r>
+        <w:rPr>
+          <w:rFonts w:ascii="Times New Roman" w:hAnsi="Times New Roman" w:cs="Times New Roman"/>
+          <w:b/>
+          <w:bCs/>
+          <w:sz w:val="32"/>
+          <w:szCs w:val="32"/>
+        </w:rPr>
+        <w:t>PetPulse</w:t>
+      </w:r>
+    </w:p>
+    <w:p>
+      <w:pPr>
+        <w:jc w:val="center"/>
+        <w:rPr>
+          <w:rFonts w:ascii="Times New Roman" w:hAnsi="Times New Roman" w:cs="Times New Roman"/>
+          <w:b/>
+          <w:bCs/>
+          <w:sz w:val="32"/>
+          <w:szCs w:val="32"/>
+        </w:rPr>
+      </w:pPr>
+    </w:p>
+    <w:p>
+      <w:pPr>
+        <w:jc w:val="center"/>
+        <w:rPr>
+          <w:rFonts w:ascii="Times New Roman" w:hAnsi="Times New Roman" w:cs="Times New Roman"/>
+          <w:b/>
+          <w:bCs/>
+          <w:sz w:val="32"/>
+          <w:szCs w:val="32"/>
+        </w:rPr>
+      </w:pPr>
+    </w:p>
+    <w:p>
+      <w:pPr>
+        <w:jc w:val="center"/>
+        <w:rPr>
+          <w:rFonts w:ascii="Times New Roman" w:hAnsi="Times New Roman" w:cs="Times New Roman"/>
+          <w:b/>
+          <w:bCs/>
+          <w:sz w:val="32"/>
+          <w:szCs w:val="32"/>
+        </w:rPr>
+      </w:pPr>
+    </w:p>
+    <w:p>
+      <w:pPr>
+        <w:jc w:val="center"/>
+        <w:rPr>
+          <w:rFonts w:ascii="Times New Roman" w:hAnsi="Times New Roman" w:cs="Times New Roman"/>
+          <w:b/>
+          <w:bCs/>
+          <w:sz w:val="32"/>
+          <w:szCs w:val="32"/>
+        </w:rPr>
+      </w:pPr>
+    </w:p>
+    <w:p>
+      <w:pPr>
+        <w:rPr>
+          <w:rFonts w:ascii="Times New Roman" w:hAnsi="Times New Roman" w:cs="Times New Roman"/>
+          <w:b/>
+          <w:bCs/>
+          <w:sz w:val="32"/>
+          <w:szCs w:val="32"/>
+        </w:rPr>
+      </w:pPr>
+    </w:p>
+    <w:p>
+      <w:pPr>
+        <w:jc w:val="center"/>
+        <w:rPr>
+          <w:rFonts w:ascii="Times New Roman" w:hAnsi="Times New Roman" w:cs="Times New Roman"/>
+          <w:b/>
+          <w:bCs/>
+          <w:sz w:val="32"/>
+          <w:szCs w:val="32"/>
+        </w:rPr>
+      </w:pPr>
+    </w:p>
+    <w:p>
+      <w:pPr>
+        <w:jc w:val="center"/>
+        <w:rPr>
+          <w:rFonts w:ascii="Times New Roman" w:hAnsi="Times New Roman" w:cs="Times New Roman"/>
+          <w:b/>
+          <w:bCs/>
+          <w:sz w:val="32"/>
+          <w:szCs w:val="32"/>
+        </w:rPr>
+      </w:pPr>
+    </w:p>
+    <w:p>
+      <w:pPr>
+        <w:jc w:val="center"/>
+        <w:rPr>
+          <w:rFonts w:ascii="Times New Roman" w:hAnsi="Times New Roman" w:cs="Times New Roman"/>
+          <w:b/>
+          <w:bCs/>
+          <w:sz w:val="32"/>
+          <w:szCs w:val="32"/>
+        </w:rPr>
+      </w:pPr>
+    </w:p>
+    <w:p>
+      <w:pPr>
+        <w:jc w:val="center"/>
+        <w:rPr>
+          <w:rFonts w:ascii="Times New Roman" w:hAnsi="Times New Roman" w:cs="Times New Roman"/>
+        </w:rPr>
+      </w:pPr>
+    </w:p>
+    <w:p>
+      <w:pPr>
+        <w:jc w:val="center"/>
+        <w:rPr>
+          <w:rFonts w:ascii="Times New Roman" w:hAnsi="Times New Roman" w:cs="Times New Roman"/>
+        </w:rPr>
+      </w:pPr>
+    </w:p>
+    <w:p>
+      <w:pPr>
+        <w:rPr>
+          <w:rFonts w:ascii="Times New Roman" w:hAnsi="Times New Roman" w:cs="Times New Roman"/>
+        </w:rPr>
+      </w:pPr>
+    </w:p>
+    <w:p>
+      <w:pPr>
+        <w:jc w:val="center"/>
+        <w:rPr>
+          <w:rFonts w:ascii="Times New Roman" w:hAnsi="Times New Roman" w:cs="Times New Roman"/>
+        </w:rPr>
+      </w:pPr>
+      <w:r>
+        <w:rPr>
+          <w:rFonts w:ascii="Times New Roman" w:hAnsi="Times New Roman" w:cs="Times New Roman"/>
+        </w:rPr>
+        <w:t>São Paulo</w:t>
+      </w:r>
+    </w:p>
+    <w:p>
+      <w:pPr>
+        <w:jc w:val="center"/>
+        <w:rPr>
+          <w:rFonts w:ascii="Times New Roman" w:hAnsi="Times New Roman" w:cs="Times New Roman"/>
+        </w:rPr>
+      </w:pPr>
+      <w:r>
+        <w:rPr>
+          <w:rFonts w:ascii="Times New Roman" w:hAnsi="Times New Roman" w:cs="Times New Roman"/>
+        </w:rPr>
+        <w:t>2026</w:t>
+      </w:r>
+    </w:p>
+    <w:p>
+      <w:pPr>
+        <w:jc w:val="center"/>
+        <w:rPr>
+          <w:rFonts w:ascii="Times New Roman" w:hAnsi="Times New Roman" w:cs="Times New Roman"/>
+        </w:rPr>
+      </w:pPr>
+    </w:p>
+    <w:p>
+      <w:pPr>
+        <w:jc w:val="center"/>
+        <w:rPr>
+          <w:rFonts w:ascii="Times New Roman" w:hAnsi="Times New Roman" w:cs="Times New Roman"/>
+          <w:b/>
+          <w:bCs/>
+        </w:rPr>
+      </w:pPr>
+      <w:r>
+        <w:rPr>
+          <w:rFonts w:ascii="Times New Roman" w:hAnsi="Times New Roman" w:cs="Times New Roman"/>
+          <w:b/>
+          <w:bCs/>
+        </w:rPr>
+        <w:t>FACULDADE DE INFORMÁTICA E ADMINISTRAÇ</w:t>
+      </w:r>
+      <w:r>
+        <w:rPr>
+          <w:rFonts w:ascii="Times New Roman" w:hAnsi="Times New Roman" w:cs="Times New Roman"/>
+          <w:b/>
+          <w:bCs/>
+        </w:rPr>
+        <w:t>Ã</w:t>
+      </w:r>
+      <w:r>
+        <w:rPr>
+          <w:rFonts w:ascii="Times New Roman" w:hAnsi="Times New Roman" w:cs="Times New Roman"/>
+          <w:b/>
+          <w:bCs/>
+        </w:rPr>
+        <w:t>O PAULISTA</w:t>
+      </w:r>
+    </w:p>
+    <w:p>
+      <w:pPr>
         <w:spacing w:line="240" w:lineRule="auto"/>
         <w:jc w:val="center"/>
         <w:rPr>
@@ -262,37 +516,238 @@
     </w:p>
     <w:p>
       <w:pPr>
+        <w:spacing w:line="240" w:lineRule="auto"/>
         <w:jc w:val="center"/>
         <w:rPr>
           <w:rFonts w:ascii="Times New Roman" w:hAnsi="Times New Roman" w:cs="Times New Roman"/>
-          <w:b/>
-          <w:bCs/>
-        </w:rPr>
-      </w:pPr>
-    </w:p>
-    <w:p>
-      <w:pPr>
+          <w:lang w:val="en-US"/>
+        </w:rPr>
+      </w:pPr>
+      <w:r>
+        <w:rPr>
+          <w:rFonts w:ascii="Times New Roman" w:hAnsi="Times New Roman" w:cs="Times New Roman"/>
+          <w:lang w:val="en-US"/>
+        </w:rPr>
+        <w:t xml:space="preserve">Gabriel </w:t>
+      </w:r>
+      <w:proofErr w:type="spellStart"/>
+      <w:r>
+        <w:rPr>
+          <w:rFonts w:ascii="Times New Roman" w:hAnsi="Times New Roman" w:cs="Times New Roman"/>
+          <w:lang w:val="en-US"/>
+        </w:rPr>
+        <w:t>Neris</w:t>
+      </w:r>
+      <w:proofErr w:type="spellEnd"/>
+      <w:r>
+        <w:rPr>
+          <w:rFonts w:ascii="Times New Roman" w:hAnsi="Times New Roman" w:cs="Times New Roman"/>
+          <w:lang w:val="en-US"/>
+        </w:rPr>
+        <w:t xml:space="preserve"> </w:t>
+      </w:r>
+      <w:proofErr w:type="spellStart"/>
+      <w:r>
+        <w:rPr>
+          <w:rFonts w:ascii="Times New Roman" w:hAnsi="Times New Roman" w:cs="Times New Roman"/>
+          <w:lang w:val="en-US"/>
+        </w:rPr>
+        <w:t>Losano</w:t>
+      </w:r>
+      <w:proofErr w:type="spellEnd"/>
+      <w:r>
+        <w:rPr>
+          <w:rFonts w:ascii="Times New Roman" w:hAnsi="Times New Roman" w:cs="Times New Roman"/>
+          <w:lang w:val="en-US"/>
+        </w:rPr>
+        <w:t>, RM</w:t>
+      </w:r>
+      <w:r>
+        <w:rPr>
+          <w:rFonts w:ascii="Times New Roman" w:hAnsi="Times New Roman" w:cs="Times New Roman"/>
+          <w:lang w:val="en-US"/>
+        </w:rPr>
+        <w:t>564093</w:t>
+      </w:r>
+      <w:r>
+        <w:rPr>
+          <w:rFonts w:ascii="Times New Roman" w:hAnsi="Times New Roman" w:cs="Times New Roman"/>
+          <w:lang w:val="en-US"/>
+        </w:rPr>
+        <w:t xml:space="preserve">, </w:t>
+      </w:r>
+      <w:r>
+        <w:rPr>
+          <w:rFonts w:ascii="Times New Roman" w:hAnsi="Times New Roman" w:cs="Times New Roman"/>
+          <w:lang w:val="en-US"/>
+        </w:rPr>
+        <w:t>2</w:t>
+      </w:r>
+      <w:r>
+        <w:rPr>
+          <w:rFonts w:ascii="Times New Roman" w:hAnsi="Times New Roman" w:cs="Times New Roman"/>
+          <w:lang w:val="en-US"/>
+        </w:rPr>
+        <w:t>TDSPG</w:t>
+      </w:r>
+    </w:p>
+    <w:p>
+      <w:pPr>
+        <w:spacing w:line="240" w:lineRule="auto"/>
         <w:jc w:val="center"/>
         <w:rPr>
           <w:rFonts w:ascii="Times New Roman" w:hAnsi="Times New Roman" w:cs="Times New Roman"/>
-          <w:b/>
-          <w:bCs/>
-        </w:rPr>
-      </w:pPr>
-    </w:p>
-    <w:p>
-      <w:pPr>
+          <w:lang w:val="en-US"/>
+        </w:rPr>
+      </w:pPr>
+      <w:r>
+        <w:rPr>
+          <w:rFonts w:ascii="Times New Roman" w:hAnsi="Times New Roman" w:cs="Times New Roman"/>
+          <w:lang w:val="en-US"/>
+        </w:rPr>
+        <w:t xml:space="preserve">Joao </w:t>
+      </w:r>
+      <w:proofErr w:type="spellStart"/>
+      <w:r>
+        <w:rPr>
+          <w:rFonts w:ascii="Times New Roman" w:hAnsi="Times New Roman" w:cs="Times New Roman"/>
+          <w:lang w:val="en-US"/>
+        </w:rPr>
+        <w:t>Vitor</w:t>
+      </w:r>
+      <w:proofErr w:type="spellEnd"/>
+      <w:r>
+        <w:rPr>
+          <w:rFonts w:ascii="Times New Roman" w:hAnsi="Times New Roman" w:cs="Times New Roman"/>
+          <w:lang w:val="en-US"/>
+        </w:rPr>
+        <w:t xml:space="preserve"> </w:t>
+      </w:r>
+      <w:proofErr w:type="spellStart"/>
+      <w:r>
+        <w:rPr>
+          <w:rFonts w:ascii="Times New Roman" w:hAnsi="Times New Roman" w:cs="Times New Roman"/>
+          <w:lang w:val="en-US"/>
+        </w:rPr>
+        <w:t>Biribilli</w:t>
+      </w:r>
+      <w:proofErr w:type="spellEnd"/>
+      <w:r>
+        <w:rPr>
+          <w:rFonts w:ascii="Times New Roman" w:hAnsi="Times New Roman" w:cs="Times New Roman"/>
+          <w:lang w:val="en-US"/>
+        </w:rPr>
+        <w:t>, RM</w:t>
+      </w:r>
+      <w:r>
+        <w:rPr>
+          <w:rFonts w:ascii="Times New Roman" w:hAnsi="Times New Roman" w:cs="Times New Roman"/>
+          <w:lang w:val="en-US"/>
+        </w:rPr>
+        <w:t>565594</w:t>
+      </w:r>
+      <w:r>
+        <w:rPr>
+          <w:rFonts w:ascii="Times New Roman" w:hAnsi="Times New Roman" w:cs="Times New Roman"/>
+          <w:lang w:val="en-US"/>
+        </w:rPr>
+        <w:t xml:space="preserve">, </w:t>
+      </w:r>
+      <w:r>
+        <w:rPr>
+          <w:rFonts w:ascii="Times New Roman" w:hAnsi="Times New Roman" w:cs="Times New Roman"/>
+          <w:lang w:val="en-US"/>
+        </w:rPr>
+        <w:t>2</w:t>
+      </w:r>
+      <w:r>
+        <w:rPr>
+          <w:rFonts w:ascii="Times New Roman" w:hAnsi="Times New Roman" w:cs="Times New Roman"/>
+          <w:lang w:val="en-US"/>
+        </w:rPr>
+        <w:t>TDSPG</w:t>
+      </w:r>
+    </w:p>
+    <w:p>
+      <w:pPr>
+        <w:spacing w:line="240" w:lineRule="auto"/>
         <w:jc w:val="center"/>
         <w:rPr>
           <w:rFonts w:ascii="Times New Roman" w:hAnsi="Times New Roman" w:cs="Times New Roman"/>
-          <w:b/>
-          <w:bCs/>
-        </w:rPr>
-      </w:pPr>
-    </w:p>
-    <w:p>
-      <w:pPr>
+        </w:rPr>
+      </w:pPr>
+      <w:r>
+        <w:rPr>
+          <w:rFonts w:ascii="Times New Roman" w:hAnsi="Times New Roman" w:cs="Times New Roman"/>
+        </w:rPr>
+        <w:t xml:space="preserve">Pietro </w:t>
+      </w:r>
+      <w:r>
+        <w:rPr>
+          <w:rFonts w:ascii="Times New Roman" w:hAnsi="Times New Roman" w:cs="Times New Roman"/>
+        </w:rPr>
+        <w:t>Paranhos Wilhelm, 561378, 2TDSPG</w:t>
+      </w:r>
+    </w:p>
+    <w:p>
+      <w:pPr>
+        <w:spacing w:line="240" w:lineRule="auto"/>
         <w:jc w:val="center"/>
+        <w:rPr>
+          <w:rFonts w:ascii="Times New Roman" w:hAnsi="Times New Roman" w:cs="Times New Roman"/>
+        </w:rPr>
+      </w:pPr>
+    </w:p>
+    <w:p>
+      <w:pPr>
+        <w:jc w:val="center"/>
+        <w:rPr>
+          <w:rFonts w:ascii="Times New Roman" w:hAnsi="Times New Roman" w:cs="Times New Roman"/>
+          <w:b/>
+          <w:bCs/>
+        </w:rPr>
+      </w:pPr>
+    </w:p>
+    <w:p>
+      <w:pPr>
+        <w:jc w:val="center"/>
+        <w:rPr>
+          <w:rFonts w:ascii="Times New Roman" w:hAnsi="Times New Roman" w:cs="Times New Roman"/>
+          <w:b/>
+          <w:bCs/>
+        </w:rPr>
+      </w:pPr>
+    </w:p>
+    <w:p>
+      <w:pPr>
+        <w:jc w:val="center"/>
+        <w:rPr>
+          <w:rFonts w:ascii="Times New Roman" w:hAnsi="Times New Roman" w:cs="Times New Roman"/>
+          <w:b/>
+          <w:bCs/>
+        </w:rPr>
+      </w:pPr>
+    </w:p>
+    <w:p>
+      <w:pPr>
+        <w:rPr>
+          <w:rFonts w:ascii="Times New Roman" w:hAnsi="Times New Roman" w:cs="Times New Roman"/>
+          <w:b/>
+          <w:bCs/>
+        </w:rPr>
+      </w:pPr>
+    </w:p>
+    <w:p>
+      <w:pPr>
+        <w:rPr>
+          <w:rFonts w:ascii="Times New Roman" w:hAnsi="Times New Roman" w:cs="Times New Roman"/>
+          <w:b/>
+          <w:bCs/>
+        </w:rPr>
+      </w:pPr>
+    </w:p>
+    <w:p>
+      <w:pPr>
         <w:rPr>
           <w:rFonts w:ascii="Times New Roman" w:hAnsi="Times New Roman" w:cs="Times New Roman"/>
           <w:b/>
@@ -333,7 +788,10 @@
     </w:p>
     <w:p>
       <w:pPr>
-        <w:jc w:val="center"/>
+        <w:spacing w:after="103" w:line="259" w:lineRule="auto"/>
+        <w:ind w:left="31"/>
+      </w:pPr>
+      <w:r>
         <w:rPr>
           <w:rFonts w:ascii="Times New Roman" w:hAnsi="Times New Roman" w:cs="Times New Roman"/>
           <w:b/>
@@ -341,11 +799,9 @@
           <w:sz w:val="32"/>
           <w:szCs w:val="32"/>
         </w:rPr>
-      </w:pPr>
-    </w:p>
-    <w:p>
-      <w:pPr>
-        <w:jc w:val="center"/>
+        <w:tab/>
+      </w:r>
+      <w:r>
         <w:rPr>
           <w:rFonts w:ascii="Times New Roman" w:hAnsi="Times New Roman" w:cs="Times New Roman"/>
           <w:b/>
@@ -353,11 +809,9 @@
           <w:sz w:val="32"/>
           <w:szCs w:val="32"/>
         </w:rPr>
-      </w:pPr>
-    </w:p>
-    <w:p>
-      <w:pPr>
-        <w:jc w:val="center"/>
+        <w:tab/>
+      </w:r>
+      <w:r>
         <w:rPr>
           <w:rFonts w:ascii="Times New Roman" w:hAnsi="Times New Roman" w:cs="Times New Roman"/>
           <w:b/>
@@ -365,11 +819,9 @@
           <w:sz w:val="32"/>
           <w:szCs w:val="32"/>
         </w:rPr>
-      </w:pPr>
-    </w:p>
-    <w:p>
-      <w:pPr>
-        <w:jc w:val="center"/>
+        <w:tab/>
+      </w:r>
+      <w:r>
         <w:rPr>
           <w:rFonts w:ascii="Times New Roman" w:hAnsi="Times New Roman" w:cs="Times New Roman"/>
           <w:b/>
@@ -377,10 +829,95 @@
           <w:sz w:val="32"/>
           <w:szCs w:val="32"/>
         </w:rPr>
-      </w:pPr>
-    </w:p>
-    <w:p>
-      <w:pPr>
+        <w:tab/>
+      </w:r>
+    </w:p>
+    <w:p>
+      <w:pPr>
+        <w:ind w:left="4395"/>
+        <w:jc w:val="both"/>
+        <w:rPr>
+          <w:rFonts w:ascii="Times New Roman" w:hAnsi="Times New Roman" w:cs="Times New Roman"/>
+        </w:rPr>
+      </w:pPr>
+      <w:r>
+        <w:rPr>
+          <w:rFonts w:ascii="Times New Roman" w:hAnsi="Times New Roman" w:cs="Times New Roman"/>
+          <w:i/>
+          <w:iCs/>
+        </w:rPr>
+        <w:t>Sprint</w:t>
+      </w:r>
+      <w:r>
+        <w:rPr>
+          <w:rFonts w:ascii="Times New Roman" w:hAnsi="Times New Roman" w:cs="Times New Roman"/>
+        </w:rPr>
+        <w:t xml:space="preserve"> 4</w:t>
+      </w:r>
+      <w:r>
+        <w:rPr>
+          <w:rFonts w:ascii="Times New Roman" w:hAnsi="Times New Roman" w:cs="Times New Roman"/>
+        </w:rPr>
+        <w:t xml:space="preserve"> apresentado à Faculdade </w:t>
+      </w:r>
+      <w:r>
+        <w:rPr>
+          <w:rFonts w:ascii="Times New Roman" w:hAnsi="Times New Roman" w:cs="Times New Roman"/>
+        </w:rPr>
+        <w:t>de Informática e Administração Paulista</w:t>
+      </w:r>
+      <w:r>
+        <w:rPr>
+          <w:rFonts w:ascii="Times New Roman" w:hAnsi="Times New Roman" w:cs="Times New Roman"/>
+        </w:rPr>
+        <w:t xml:space="preserve"> como requisito </w:t>
+      </w:r>
+      <w:r>
+        <w:rPr>
+          <w:rFonts w:ascii="Times New Roman" w:hAnsi="Times New Roman" w:cs="Times New Roman"/>
+        </w:rPr>
+        <w:t xml:space="preserve">de nota </w:t>
+      </w:r>
+      <w:r>
+        <w:rPr>
+          <w:rFonts w:ascii="Times New Roman" w:hAnsi="Times New Roman" w:cs="Times New Roman"/>
+        </w:rPr>
+        <w:t>para a</w:t>
+      </w:r>
+      <w:r>
+        <w:rPr>
+          <w:rFonts w:ascii="Times New Roman" w:hAnsi="Times New Roman" w:cs="Times New Roman"/>
+        </w:rPr>
+        <w:t xml:space="preserve"> avaliaç</w:t>
+      </w:r>
+      <w:r>
+        <w:rPr>
+          <w:rFonts w:ascii="Times New Roman" w:hAnsi="Times New Roman" w:cs="Times New Roman"/>
+        </w:rPr>
+        <w:t xml:space="preserve">ão da disciplina </w:t>
+      </w:r>
+      <w:r>
+        <w:rPr>
+          <w:rFonts w:ascii="Times New Roman" w:hAnsi="Times New Roman" w:cs="Times New Roman"/>
+        </w:rPr>
+        <w:t>Mastering Relational and Non-Relational Database</w:t>
+      </w:r>
+      <w:r>
+        <w:rPr>
+          <w:rFonts w:ascii="Times New Roman" w:hAnsi="Times New Roman" w:cs="Times New Roman"/>
+        </w:rPr>
+        <w:t xml:space="preserve">, sob a orientação do Professor </w:t>
+      </w:r>
+      <w:r>
+        <w:rPr>
+          <w:rFonts w:ascii="Times New Roman" w:hAnsi="Times New Roman" w:cs="Times New Roman"/>
+        </w:rPr>
+        <w:t>Vergílio Valério dos Santos</w:t>
+      </w:r>
+    </w:p>
+    <w:p>
+      <w:pPr>
+        <w:jc w:val="center"/>
         <w:rPr>
           <w:rFonts w:ascii="Times New Roman" w:hAnsi="Times New Roman" w:cs="Times New Roman"/>
           <w:b/>
@@ -404,7 +941,6 @@
     </w:p>
     <w:p>
       <w:pPr>
-        <w:jc w:val="center"/>
         <w:rPr>
           <w:rFonts w:ascii="Times New Roman" w:hAnsi="Times New Roman" w:cs="Times New Roman"/>
           <w:b/>
@@ -428,11 +964,24 @@
     </w:p>
     <w:p>
       <w:pPr>
+        <w:rPr>
+          <w:rFonts w:ascii="Times New Roman" w:hAnsi="Times New Roman" w:cs="Times New Roman"/>
+        </w:rPr>
+      </w:pPr>
+    </w:p>
+    <w:p>
+      <w:pPr>
         <w:jc w:val="center"/>
         <w:rPr>
           <w:rFonts w:ascii="Times New Roman" w:hAnsi="Times New Roman" w:cs="Times New Roman"/>
         </w:rPr>
       </w:pPr>
+      <w:r>
+        <w:rPr>
+          <w:rFonts w:ascii="Times New Roman" w:hAnsi="Times New Roman" w:cs="Times New Roman"/>
+        </w:rPr>
+        <w:t>São Paulo</w:t>
+      </w:r>
     </w:p>
     <w:p>
       <w:pPr>
@@ -441,13 +990,12 @@
           <w:rFonts w:ascii="Times New Roman" w:hAnsi="Times New Roman" w:cs="Times New Roman"/>
         </w:rPr>
       </w:pPr>
-    </w:p>
-    <w:p>
-      <w:pPr>
-        <w:rPr>
-          <w:rFonts w:ascii="Times New Roman" w:hAnsi="Times New Roman" w:cs="Times New Roman"/>
-        </w:rPr>
-      </w:pPr>
+      <w:r>
+        <w:rPr>
+          <w:rFonts w:ascii="Times New Roman" w:hAnsi="Times New Roman" w:cs="Times New Roman"/>
+        </w:rPr>
+        <w:t>2026</w:t>
+      </w:r>
     </w:p>
     <w:p>
       <w:pPr>
@@ -456,12 +1004,6 @@
           <w:rFonts w:ascii="Times New Roman" w:hAnsi="Times New Roman" w:cs="Times New Roman"/>
         </w:rPr>
       </w:pPr>
-      <w:r>
-        <w:rPr>
-          <w:rFonts w:ascii="Times New Roman" w:hAnsi="Times New Roman" w:cs="Times New Roman"/>
-        </w:rPr>
-        <w:t>São Paulo</w:t>
-      </w:r>
     </w:p>
     <w:p>
       <w:pPr>
@@ -470,586 +1012,6 @@
           <w:rFonts w:ascii="Times New Roman" w:hAnsi="Times New Roman" w:cs="Times New Roman"/>
         </w:rPr>
       </w:pPr>
-      <w:r>
-        <w:rPr>
-          <w:rFonts w:ascii="Times New Roman" w:hAnsi="Times New Roman" w:cs="Times New Roman"/>
-        </w:rPr>
-        <w:t>2026</w:t>
-      </w:r>
-    </w:p>
-    <w:p>
-      <w:pPr>
-        <w:jc w:val="center"/>
-        <w:rPr>
-          <w:rFonts w:ascii="Times New Roman" w:hAnsi="Times New Roman" w:cs="Times New Roman"/>
-        </w:rPr>
-      </w:pPr>
-    </w:p>
-    <w:p>
-      <w:pPr>
-        <w:jc w:val="center"/>
-        <w:rPr>
-          <w:rFonts w:ascii="Times New Roman" w:hAnsi="Times New Roman" w:cs="Times New Roman"/>
-          <w:b/>
-          <w:bCs/>
-        </w:rPr>
-      </w:pPr>
-      <w:r>
-        <w:rPr>
-          <w:rFonts w:ascii="Times New Roman" w:hAnsi="Times New Roman" w:cs="Times New Roman"/>
-          <w:b/>
-          <w:bCs/>
-        </w:rPr>
-        <w:lastRenderedPageBreak/>
-        <w:t>FACULDADE DE INFORMÁTICA E ADMINISTRAÇ</w:t>
-      </w:r>
-      <w:r>
-        <w:rPr>
-          <w:rFonts w:ascii="Times New Roman" w:hAnsi="Times New Roman" w:cs="Times New Roman"/>
-          <w:b/>
-          <w:bCs/>
-        </w:rPr>
-        <w:t>Ã</w:t>
-      </w:r>
-      <w:r>
-        <w:rPr>
-          <w:rFonts w:ascii="Times New Roman" w:hAnsi="Times New Roman" w:cs="Times New Roman"/>
-          <w:b/>
-          <w:bCs/>
-        </w:rPr>
-        <w:t>O PAULISTA</w:t>
-      </w:r>
-    </w:p>
-    <w:p>
-      <w:pPr>
-        <w:spacing w:line="240" w:lineRule="auto"/>
-        <w:jc w:val="center"/>
-        <w:rPr>
-          <w:rFonts w:ascii="Times New Roman" w:hAnsi="Times New Roman" w:cs="Times New Roman"/>
-        </w:rPr>
-      </w:pPr>
-    </w:p>
-    <w:p>
-      <w:pPr>
-        <w:spacing w:line="240" w:lineRule="auto"/>
-        <w:jc w:val="center"/>
-        <w:rPr>
-          <w:rFonts w:ascii="Times New Roman" w:hAnsi="Times New Roman" w:cs="Times New Roman"/>
-          <w:lang w:val="en-US"/>
-        </w:rPr>
-      </w:pPr>
-      <w:r>
-        <w:rPr>
-          <w:rFonts w:ascii="Times New Roman" w:hAnsi="Times New Roman" w:cs="Times New Roman"/>
-          <w:lang w:val="en-US"/>
-        </w:rPr>
-        <w:t xml:space="preserve">Gabriel </w:t>
-      </w:r>
-      <w:proofErr w:type="spellStart"/>
-      <w:r>
-        <w:rPr>
-          <w:rFonts w:ascii="Times New Roman" w:hAnsi="Times New Roman" w:cs="Times New Roman"/>
-          <w:lang w:val="en-US"/>
-        </w:rPr>
-        <w:t>Neris</w:t>
-      </w:r>
-      <w:proofErr w:type="spellEnd"/>
-      <w:r>
-        <w:rPr>
-          <w:rFonts w:ascii="Times New Roman" w:hAnsi="Times New Roman" w:cs="Times New Roman"/>
-          <w:lang w:val="en-US"/>
-        </w:rPr>
-        <w:t xml:space="preserve"> </w:t>
-      </w:r>
-      <w:proofErr w:type="spellStart"/>
-      <w:r>
-        <w:rPr>
-          <w:rFonts w:ascii="Times New Roman" w:hAnsi="Times New Roman" w:cs="Times New Roman"/>
-          <w:lang w:val="en-US"/>
-        </w:rPr>
-        <w:t>Losano</w:t>
-      </w:r>
-      <w:proofErr w:type="spellEnd"/>
-      <w:r>
-        <w:rPr>
-          <w:rFonts w:ascii="Times New Roman" w:hAnsi="Times New Roman" w:cs="Times New Roman"/>
-          <w:lang w:val="en-US"/>
-        </w:rPr>
-        <w:t>, RM</w:t>
-      </w:r>
-      <w:r>
-        <w:rPr>
-          <w:rFonts w:ascii="Times New Roman" w:hAnsi="Times New Roman" w:cs="Times New Roman"/>
-          <w:lang w:val="en-US"/>
-        </w:rPr>
-        <w:t>564093</w:t>
-      </w:r>
-      <w:r>
-        <w:rPr>
-          <w:rFonts w:ascii="Times New Roman" w:hAnsi="Times New Roman" w:cs="Times New Roman"/>
-          <w:lang w:val="en-US"/>
-        </w:rPr>
-        <w:t xml:space="preserve">, </w:t>
-      </w:r>
-      <w:r>
-        <w:rPr>
-          <w:rFonts w:ascii="Times New Roman" w:hAnsi="Times New Roman" w:cs="Times New Roman"/>
-          <w:lang w:val="en-US"/>
-        </w:rPr>
-        <w:t>2</w:t>
-      </w:r>
-      <w:r>
-        <w:rPr>
-          <w:rFonts w:ascii="Times New Roman" w:hAnsi="Times New Roman" w:cs="Times New Roman"/>
-          <w:lang w:val="en-US"/>
-        </w:rPr>
-        <w:t>TDSPG</w:t>
-      </w:r>
-    </w:p>
-    <w:p>
-      <w:pPr>
-        <w:spacing w:line="240" w:lineRule="auto"/>
-        <w:jc w:val="center"/>
-        <w:rPr>
-          <w:rFonts w:ascii="Times New Roman" w:hAnsi="Times New Roman" w:cs="Times New Roman"/>
-          <w:lang w:val="en-US"/>
-        </w:rPr>
-      </w:pPr>
-      <w:r>
-        <w:rPr>
-          <w:rFonts w:ascii="Times New Roman" w:hAnsi="Times New Roman" w:cs="Times New Roman"/>
-          <w:lang w:val="en-US"/>
-        </w:rPr>
-        <w:t xml:space="preserve">Joao </w:t>
-      </w:r>
-      <w:proofErr w:type="spellStart"/>
-      <w:r>
-        <w:rPr>
-          <w:rFonts w:ascii="Times New Roman" w:hAnsi="Times New Roman" w:cs="Times New Roman"/>
-          <w:lang w:val="en-US"/>
-        </w:rPr>
-        <w:t>Vitor</w:t>
-      </w:r>
-      <w:proofErr w:type="spellEnd"/>
-      <w:r>
-        <w:rPr>
-          <w:rFonts w:ascii="Times New Roman" w:hAnsi="Times New Roman" w:cs="Times New Roman"/>
-          <w:lang w:val="en-US"/>
-        </w:rPr>
-        <w:t xml:space="preserve"> </w:t>
-      </w:r>
-      <w:proofErr w:type="spellStart"/>
-      <w:r>
-        <w:rPr>
-          <w:rFonts w:ascii="Times New Roman" w:hAnsi="Times New Roman" w:cs="Times New Roman"/>
-          <w:lang w:val="en-US"/>
-        </w:rPr>
-        <w:t>Biribilli</w:t>
-      </w:r>
-      <w:proofErr w:type="spellEnd"/>
-      <w:r>
-        <w:rPr>
-          <w:rFonts w:ascii="Times New Roman" w:hAnsi="Times New Roman" w:cs="Times New Roman"/>
-          <w:lang w:val="en-US"/>
-        </w:rPr>
-        <w:t>, RM</w:t>
-      </w:r>
-      <w:r>
-        <w:rPr>
-          <w:rFonts w:ascii="Times New Roman" w:hAnsi="Times New Roman" w:cs="Times New Roman"/>
-          <w:lang w:val="en-US"/>
-        </w:rPr>
-        <w:t>565594</w:t>
-      </w:r>
-      <w:r>
-        <w:rPr>
-          <w:rFonts w:ascii="Times New Roman" w:hAnsi="Times New Roman" w:cs="Times New Roman"/>
-          <w:lang w:val="en-US"/>
-        </w:rPr>
-        <w:t xml:space="preserve">, </w:t>
-      </w:r>
-      <w:r>
-        <w:rPr>
-          <w:rFonts w:ascii="Times New Roman" w:hAnsi="Times New Roman" w:cs="Times New Roman"/>
-          <w:lang w:val="en-US"/>
-        </w:rPr>
-        <w:t>2</w:t>
-      </w:r>
-      <w:r>
-        <w:rPr>
-          <w:rFonts w:ascii="Times New Roman" w:hAnsi="Times New Roman" w:cs="Times New Roman"/>
-          <w:lang w:val="en-US"/>
-        </w:rPr>
-        <w:t>TDSPG</w:t>
-      </w:r>
-    </w:p>
-    <w:p>
-      <w:pPr>
-        <w:spacing w:line="240" w:lineRule="auto"/>
-        <w:jc w:val="center"/>
-        <w:rPr>
-          <w:rFonts w:ascii="Times New Roman" w:hAnsi="Times New Roman" w:cs="Times New Roman"/>
-        </w:rPr>
-      </w:pPr>
-      <w:r>
-        <w:rPr>
-          <w:rFonts w:ascii="Times New Roman" w:hAnsi="Times New Roman" w:cs="Times New Roman"/>
-        </w:rPr>
-        <w:t>Pedro de Matos, RM</w:t>
-      </w:r>
-      <w:r>
-        <w:rPr>
-          <w:rFonts w:ascii="Times New Roman" w:hAnsi="Times New Roman" w:cs="Times New Roman"/>
-        </w:rPr>
-        <w:t>564184</w:t>
-      </w:r>
-      <w:r>
-        <w:rPr>
-          <w:rFonts w:ascii="Times New Roman" w:hAnsi="Times New Roman" w:cs="Times New Roman"/>
-        </w:rPr>
-        <w:t xml:space="preserve">, </w:t>
-      </w:r>
-      <w:r>
-        <w:rPr>
-          <w:rFonts w:ascii="Times New Roman" w:hAnsi="Times New Roman" w:cs="Times New Roman"/>
-        </w:rPr>
-        <w:t>2</w:t>
-      </w:r>
-      <w:r>
-        <w:rPr>
-          <w:rFonts w:ascii="Times New Roman" w:hAnsi="Times New Roman" w:cs="Times New Roman"/>
-        </w:rPr>
-        <w:t>TDSPG</w:t>
-      </w:r>
-    </w:p>
-    <w:p>
-      <w:pPr>
-        <w:spacing w:line="240" w:lineRule="auto"/>
-        <w:jc w:val="center"/>
-        <w:rPr>
-          <w:rFonts w:ascii="Times New Roman" w:hAnsi="Times New Roman" w:cs="Times New Roman"/>
-        </w:rPr>
-      </w:pPr>
-      <w:r>
-        <w:rPr>
-          <w:rFonts w:ascii="Times New Roman" w:hAnsi="Times New Roman" w:cs="Times New Roman"/>
-        </w:rPr>
-        <w:t xml:space="preserve">Pietro </w:t>
-      </w:r>
-      <w:r>
-        <w:rPr>
-          <w:rFonts w:ascii="Times New Roman" w:hAnsi="Times New Roman" w:cs="Times New Roman"/>
-        </w:rPr>
-        <w:t>Paranhos Wilhelm, 561378, 2TDSPG</w:t>
-      </w:r>
-    </w:p>
-    <w:p>
-      <w:pPr>
-        <w:spacing w:line="240" w:lineRule="auto"/>
-        <w:jc w:val="center"/>
-        <w:rPr>
-          <w:rFonts w:ascii="Times New Roman" w:hAnsi="Times New Roman" w:cs="Times New Roman"/>
-        </w:rPr>
-      </w:pPr>
-    </w:p>
-    <w:p>
-      <w:pPr>
-        <w:jc w:val="center"/>
-        <w:rPr>
-          <w:rFonts w:ascii="Times New Roman" w:hAnsi="Times New Roman" w:cs="Times New Roman"/>
-          <w:b/>
-          <w:bCs/>
-        </w:rPr>
-      </w:pPr>
-    </w:p>
-    <w:p>
-      <w:pPr>
-        <w:jc w:val="center"/>
-        <w:rPr>
-          <w:rFonts w:ascii="Times New Roman" w:hAnsi="Times New Roman" w:cs="Times New Roman"/>
-          <w:b/>
-          <w:bCs/>
-        </w:rPr>
-      </w:pPr>
-    </w:p>
-    <w:p>
-      <w:pPr>
-        <w:jc w:val="center"/>
-        <w:rPr>
-          <w:rFonts w:ascii="Times New Roman" w:hAnsi="Times New Roman" w:cs="Times New Roman"/>
-          <w:b/>
-          <w:bCs/>
-        </w:rPr>
-      </w:pPr>
-    </w:p>
-    <w:p>
-      <w:pPr>
-        <w:rPr>
-          <w:rFonts w:ascii="Times New Roman" w:hAnsi="Times New Roman" w:cs="Times New Roman"/>
-          <w:b/>
-          <w:bCs/>
-        </w:rPr>
-      </w:pPr>
-    </w:p>
-    <w:p>
-      <w:pPr>
-        <w:rPr>
-          <w:rFonts w:ascii="Times New Roman" w:hAnsi="Times New Roman" w:cs="Times New Roman"/>
-          <w:b/>
-          <w:bCs/>
-        </w:rPr>
-      </w:pPr>
-    </w:p>
-    <w:p>
-      <w:pPr>
-        <w:rPr>
-          <w:rFonts w:ascii="Times New Roman" w:hAnsi="Times New Roman" w:cs="Times New Roman"/>
-          <w:b/>
-          <w:bCs/>
-        </w:rPr>
-      </w:pPr>
-    </w:p>
-    <w:p>
-      <w:pPr>
-        <w:rPr>
-          <w:rFonts w:ascii="Times New Roman" w:hAnsi="Times New Roman" w:cs="Times New Roman"/>
-          <w:b/>
-          <w:bCs/>
-        </w:rPr>
-      </w:pPr>
-    </w:p>
-    <w:p>
-      <w:pPr>
-        <w:jc w:val="center"/>
-        <w:rPr>
-          <w:rFonts w:ascii="Times New Roman" w:hAnsi="Times New Roman" w:cs="Times New Roman"/>
-          <w:b/>
-          <w:bCs/>
-          <w:sz w:val="32"/>
-          <w:szCs w:val="32"/>
-        </w:rPr>
-      </w:pPr>
-      <w:r>
-        <w:rPr>
-          <w:rFonts w:ascii="Times New Roman" w:hAnsi="Times New Roman" w:cs="Times New Roman"/>
-          <w:b/>
-          <w:bCs/>
-          <w:sz w:val="32"/>
-          <w:szCs w:val="32"/>
-        </w:rPr>
-        <w:t>PetPulse</w:t>
-      </w:r>
-    </w:p>
-    <w:p>
-      <w:pPr>
-        <w:spacing w:after="103" w:line="259" w:lineRule="auto"/>
-        <w:ind w:left="31"/>
-      </w:pPr>
-      <w:r>
-        <w:rPr>
-          <w:rFonts w:ascii="Times New Roman" w:hAnsi="Times New Roman" w:cs="Times New Roman"/>
-          <w:b/>
-          <w:bCs/>
-          <w:sz w:val="32"/>
-          <w:szCs w:val="32"/>
-        </w:rPr>
-        <w:tab/>
-      </w:r>
-      <w:r>
-        <w:rPr>
-          <w:rFonts w:ascii="Times New Roman" w:hAnsi="Times New Roman" w:cs="Times New Roman"/>
-          <w:b/>
-          <w:bCs/>
-          <w:sz w:val="32"/>
-          <w:szCs w:val="32"/>
-        </w:rPr>
-        <w:tab/>
-      </w:r>
-      <w:r>
-        <w:rPr>
-          <w:rFonts w:ascii="Times New Roman" w:hAnsi="Times New Roman" w:cs="Times New Roman"/>
-          <w:b/>
-          <w:bCs/>
-          <w:sz w:val="32"/>
-          <w:szCs w:val="32"/>
-        </w:rPr>
-        <w:tab/>
-      </w:r>
-      <w:r>
-        <w:rPr>
-          <w:rFonts w:ascii="Times New Roman" w:hAnsi="Times New Roman" w:cs="Times New Roman"/>
-          <w:b/>
-          <w:bCs/>
-          <w:sz w:val="32"/>
-          <w:szCs w:val="32"/>
-        </w:rPr>
-        <w:tab/>
-      </w:r>
-    </w:p>
-    <w:p>
-      <w:pPr>
-        <w:ind w:left="4395"/>
-        <w:jc w:val="both"/>
-        <w:rPr>
-          <w:rFonts w:ascii="Times New Roman" w:hAnsi="Times New Roman" w:cs="Times New Roman"/>
-        </w:rPr>
-      </w:pPr>
-      <w:r>
-        <w:rPr>
-          <w:rFonts w:ascii="Times New Roman" w:hAnsi="Times New Roman" w:cs="Times New Roman"/>
-          <w:i/>
-          <w:iCs/>
-        </w:rPr>
-        <w:t>Sprint</w:t>
-      </w:r>
-      <w:r>
-        <w:rPr>
-          <w:rFonts w:ascii="Times New Roman" w:hAnsi="Times New Roman" w:cs="Times New Roman"/>
-        </w:rPr>
-        <w:t xml:space="preserve"> 3</w:t>
-      </w:r>
-      <w:r>
-        <w:rPr>
-          <w:rFonts w:ascii="Times New Roman" w:hAnsi="Times New Roman" w:cs="Times New Roman"/>
-        </w:rPr>
-        <w:t xml:space="preserve"> apresentado à Faculdade </w:t>
-      </w:r>
-      <w:r>
-        <w:rPr>
-          <w:rFonts w:ascii="Times New Roman" w:hAnsi="Times New Roman" w:cs="Times New Roman"/>
-        </w:rPr>
-        <w:t>de Informática e Administração Paulista</w:t>
-      </w:r>
-      <w:r>
-        <w:rPr>
-          <w:rFonts w:ascii="Times New Roman" w:hAnsi="Times New Roman" w:cs="Times New Roman"/>
-        </w:rPr>
-        <w:t xml:space="preserve"> como requisito </w:t>
-      </w:r>
-      <w:r>
-        <w:rPr>
-          <w:rFonts w:ascii="Times New Roman" w:hAnsi="Times New Roman" w:cs="Times New Roman"/>
-        </w:rPr>
-        <w:t xml:space="preserve">de nota </w:t>
-      </w:r>
-      <w:r>
-        <w:rPr>
-          <w:rFonts w:ascii="Times New Roman" w:hAnsi="Times New Roman" w:cs="Times New Roman"/>
-        </w:rPr>
-        <w:t>para a</w:t>
-      </w:r>
-      <w:r>
-        <w:rPr>
-          <w:rFonts w:ascii="Times New Roman" w:hAnsi="Times New Roman" w:cs="Times New Roman"/>
-        </w:rPr>
-        <w:t xml:space="preserve"> avaliaç</w:t>
-      </w:r>
-      <w:r>
-        <w:rPr>
-          <w:rFonts w:ascii="Times New Roman" w:hAnsi="Times New Roman" w:cs="Times New Roman"/>
-        </w:rPr>
-        <w:t xml:space="preserve">ão da disciplina </w:t>
-      </w:r>
-      <w:r>
-        <w:rPr>
-          <w:rFonts w:ascii="Times New Roman" w:hAnsi="Times New Roman" w:cs="Times New Roman"/>
-        </w:rPr>
-        <w:t>Mastering Relational and Non-Relational Database</w:t>
-      </w:r>
-      <w:r>
-        <w:rPr>
-          <w:rFonts w:ascii="Times New Roman" w:hAnsi="Times New Roman" w:cs="Times New Roman"/>
-        </w:rPr>
-        <w:t xml:space="preserve">, sob a orientação do Professor </w:t>
-      </w:r>
-      <w:r>
-        <w:rPr>
-          <w:rFonts w:ascii="Times New Roman" w:hAnsi="Times New Roman" w:cs="Times New Roman"/>
-        </w:rPr>
-        <w:t>Vergílio Valério dos Santos</w:t>
-      </w:r>
-    </w:p>
-    <w:p>
-      <w:pPr>
-        <w:jc w:val="center"/>
-        <w:rPr>
-          <w:rFonts w:ascii="Times New Roman" w:hAnsi="Times New Roman" w:cs="Times New Roman"/>
-          <w:b/>
-          <w:bCs/>
-          <w:sz w:val="32"/>
-          <w:szCs w:val="32"/>
-        </w:rPr>
-      </w:pPr>
-    </w:p>
-    <w:p>
-      <w:pPr>
-        <w:jc w:val="center"/>
-        <w:rPr>
-          <w:rFonts w:ascii="Times New Roman" w:hAnsi="Times New Roman" w:cs="Times New Roman"/>
-          <w:b/>
-          <w:bCs/>
-          <w:sz w:val="32"/>
-          <w:szCs w:val="32"/>
-        </w:rPr>
-      </w:pPr>
-    </w:p>
-    <w:p>
-      <w:pPr>
-        <w:rPr>
-          <w:rFonts w:ascii="Times New Roman" w:hAnsi="Times New Roman" w:cs="Times New Roman"/>
-          <w:b/>
-          <w:bCs/>
-          <w:sz w:val="32"/>
-          <w:szCs w:val="32"/>
-        </w:rPr>
-      </w:pPr>
-    </w:p>
-    <w:p>
-      <w:pPr>
-        <w:jc w:val="center"/>
-        <w:rPr>
-          <w:rFonts w:ascii="Times New Roman" w:hAnsi="Times New Roman" w:cs="Times New Roman"/>
-          <w:b/>
-          <w:bCs/>
-          <w:sz w:val="32"/>
-          <w:szCs w:val="32"/>
-        </w:rPr>
-      </w:pPr>
-    </w:p>
-    <w:p>
-      <w:pPr>
-        <w:rPr>
-          <w:rFonts w:ascii="Times New Roman" w:hAnsi="Times New Roman" w:cs="Times New Roman"/>
-        </w:rPr>
-      </w:pPr>
-    </w:p>
-    <w:p>
-      <w:pPr>
-        <w:jc w:val="center"/>
-        <w:rPr>
-          <w:rFonts w:ascii="Times New Roman" w:hAnsi="Times New Roman" w:cs="Times New Roman"/>
-        </w:rPr>
-      </w:pPr>
-      <w:r>
-        <w:rPr>
-          <w:rFonts w:ascii="Times New Roman" w:hAnsi="Times New Roman" w:cs="Times New Roman"/>
-        </w:rPr>
-        <w:t>São Paulo</w:t>
-      </w:r>
-    </w:p>
-    <w:p>
-      <w:pPr>
-        <w:jc w:val="center"/>
-        <w:rPr>
-          <w:rFonts w:ascii="Times New Roman" w:hAnsi="Times New Roman" w:cs="Times New Roman"/>
-        </w:rPr>
-      </w:pPr>
-      <w:r>
-        <w:rPr>
-          <w:rFonts w:ascii="Times New Roman" w:hAnsi="Times New Roman" w:cs="Times New Roman"/>
-        </w:rPr>
-        <w:t>2026</w:t>
-      </w:r>
     </w:p>
     <w:p>
       <w:pPr>
@@ -1776,17 +1738,7 @@
           <w:u w:val="single"/>
           <w:bdr w:val="none" w:sz="0" w:space="0" w:color="auto" w:frame="1"/>
         </w:rPr>
-        <w:t>cotid</w:t>
-      </w:r>
-      <w:bookmarkStart w:id="3" w:name="_GoBack"/>
-      <w:bookmarkEnd w:id="3"/>
-      <w:r>
-        <w:rPr>
-          <w:rFonts w:ascii="Times New Roman" w:hAnsi="Times New Roman" w:cs="Times New Roman"/>
-          <w:u w:val="single"/>
-          <w:bdr w:val="none" w:sz="0" w:space="0" w:color="auto" w:frame="1"/>
-        </w:rPr>
-        <w:t>iano</w:t>
+        <w:t>cotidiano</w:t>
       </w:r>
       <w:r>
         <w:rPr>
@@ -1857,11 +1809,11 @@
       <w:pPr>
         <w:pStyle w:val="Ttulo2"/>
       </w:pPr>
-      <w:bookmarkStart w:id="4" w:name="_Toc197931765"/>
+      <w:bookmarkStart w:id="3" w:name="_Toc197931765"/>
       <w:r>
         <w:t>Tecnologias Utilizadas</w:t>
       </w:r>
-      <w:bookmarkEnd w:id="4"/>
+      <w:bookmarkEnd w:id="3"/>
     </w:p>
     <w:p>
       <w:pPr>
@@ -2337,7 +2289,7 @@
             <v:path o:extrusionok="f" gradientshapeok="t" o:connecttype="rect"/>
             <o:lock v:ext="edit" aspectratio="t"/>
           </v:shapetype>
-          <v:shape id="_x0000_i1026" type="#_x0000_t75" style="width:425.4pt;height:299.75pt">
+          <v:shape id="_x0000_i1025" type="#_x0000_t75" style="width:425.25pt;height:299.25pt">
             <v:imagedata r:id="rId6" o:title="Logical"/>
           </v:shape>
         </w:pict>
@@ -2968,7 +2920,7 @@
     <w:p>
       <w:r>
         <w:pict w14:anchorId="57E9BB8C">
-          <v:rect id="_x0000_i1025" style="width:0;height:1.5pt" o:hralign="center" o:hrstd="t" o:hr="t" fillcolor="#a0a0a0" stroked="f"/>
+          <v:rect id="_x0000_i1026" style="width:0;height:1.5pt" o:hralign="center" o:hrstd="t" o:hr="t" fillcolor="#a0a0a0" stroked="f"/>
         </w:pict>
       </w:r>
     </w:p>
@@ -3379,7 +3331,7 @@
           <w:bCs/>
         </w:rPr>
         <w:pict w14:anchorId="32C05E89">
-          <v:shape id="_x0000_i1028" type="#_x0000_t75" style="width:424.65pt;height:199.85pt">
+          <v:shape id="_x0000_i1027" type="#_x0000_t75" style="width:424.5pt;height:199.5pt">
             <v:imagedata r:id="rId8" o:title="relatorioPart2"/>
           </v:shape>
         </w:pict>
@@ -3405,7 +3357,7 @@
           <w:bCs/>
         </w:rPr>
         <w:pict w14:anchorId="70A45AB0">
-          <v:shape id="_x0000_i1027" type="#_x0000_t75" style="width:424.65pt;height:223.35pt">
+          <v:shape id="_x0000_i1028" type="#_x0000_t75" style="width:424.5pt;height:222.75pt">
             <v:imagedata r:id="rId9" o:title="relatoriPart1"/>
           </v:shape>
         </w:pict>
@@ -3490,7 +3442,7 @@
           <w:rFonts w:ascii="Times New Roman" w:hAnsi="Times New Roman" w:cs="Times New Roman"/>
         </w:rPr>
         <w:pict w14:anchorId="66CBA091">
-          <v:shape id="_x0000_i1029" type="#_x0000_t75" style="width:362.95pt;height:170.45pt">
+          <v:shape id="_x0000_i1029" type="#_x0000_t75" style="width:363pt;height:170.25pt">
             <v:imagedata r:id="rId10" o:title="TriggerExemploErroPrint"/>
           </v:shape>
         </w:pict>
@@ -3508,6 +3460,8 @@
         </w:rPr>
         <w:t>Exemplo das auditorias</w:t>
       </w:r>
+      <w:bookmarkStart w:id="4" w:name="_GoBack"/>
+      <w:bookmarkEnd w:id="4"/>
       <w:r>
         <w:rPr>
           <w:rFonts w:ascii="Times New Roman" w:hAnsi="Times New Roman" w:cs="Times New Roman"/>
@@ -3518,11 +3472,41 @@
         <w:rPr>
           <w:rFonts w:ascii="Times New Roman" w:hAnsi="Times New Roman" w:cs="Times New Roman"/>
         </w:rPr>
-        <w:pict w14:anchorId="2C2A5DDA">
-          <v:shape id="_x0000_i1030" type="#_x0000_t75" style="width:373.95pt;height:235.1pt">
-            <v:imagedata r:id="rId11" o:title="TriggerAuditoria"/>
-          </v:shape>
-        </w:pict>
+        <w:drawing>
+          <wp:inline distT="0" distB="0" distL="0" distR="0" wp14:anchorId="69B051B3" wp14:editId="0ED3CBD6">
+            <wp:extent cx="5400040" cy="1624330"/>
+            <wp:effectExtent l="0" t="0" r="0" b="0"/>
+            <wp:docPr id="2" name="Imagem 2"/>
+            <wp:cNvGraphicFramePr>
+              <a:graphicFrameLocks xmlns:a="http://schemas.openxmlformats.org/drawingml/2006/main" noChangeAspect="1"/>
+            </wp:cNvGraphicFramePr>
+            <a:graphic xmlns:a="http://schemas.openxmlformats.org/drawingml/2006/main">
+              <a:graphicData uri="http://schemas.openxmlformats.org/drawingml/2006/picture">
+                <pic:pic xmlns:pic="http://schemas.openxmlformats.org/drawingml/2006/picture">
+                  <pic:nvPicPr>
+                    <pic:cNvPr id="1" name=""/>
+                    <pic:cNvPicPr/>
+                  </pic:nvPicPr>
+                  <pic:blipFill>
+                    <a:blip r:embed="rId11"/>
+                    <a:stretch>
+                      <a:fillRect/>
+                    </a:stretch>
+                  </pic:blipFill>
+                  <pic:spPr>
+                    <a:xfrm>
+                      <a:off x="0" y="0"/>
+                      <a:ext cx="5400040" cy="1624330"/>
+                    </a:xfrm>
+                    <a:prstGeom prst="rect">
+                      <a:avLst/>
+                    </a:prstGeom>
+                  </pic:spPr>
+                </pic:pic>
+              </a:graphicData>
+            </a:graphic>
+          </wp:inline>
+        </w:drawing>
       </w:r>
     </w:p>
     <w:p>
@@ -3556,7 +3540,7 @@
           <w:rFonts w:ascii="Times New Roman" w:hAnsi="Times New Roman" w:cs="Times New Roman"/>
         </w:rPr>
         <w:pict w14:anchorId="007B094F">
-          <v:shape id="_x0000_i1031" type="#_x0000_t75" style="width:368.8pt;height:174.1pt">
+          <v:shape id="_x0000_i1030" type="#_x0000_t75" style="width:368.25pt;height:174pt">
             <v:imagedata r:id="rId12" o:title="modeloJson"/>
           </v:shape>
         </w:pict>
@@ -5345,7 +5329,7 @@
 </file>
 
 <file path=customXml/itemProps1.xml><?xml version="1.0" encoding="utf-8"?>
-<ds:datastoreItem xmlns:ds="http://schemas.openxmlformats.org/officeDocument/2006/customXml" ds:itemID="{74715C21-9844-4D97-AFE4-EDD886615C67}">
+<ds:datastoreItem xmlns:ds="http://schemas.openxmlformats.org/officeDocument/2006/customXml" ds:itemID="{FC670D5F-4455-41B2-ADDA-87BF7EC34E7B}">
   <ds:schemaRefs>
     <ds:schemaRef ds:uri="http://schemas.openxmlformats.org/officeDocument/2006/bibliography"/>
   </ds:schemaRefs>

--- a/documentaçãoDB.docx
+++ b/documentaçãoDB.docx
@@ -3460,8 +3460,6 @@
         </w:rPr>
         <w:t>Exemplo das auditorias</w:t>
       </w:r>
-      <w:bookmarkStart w:id="4" w:name="_GoBack"/>
-      <w:bookmarkEnd w:id="4"/>
       <w:r>
         <w:rPr>
           <w:rFonts w:ascii="Times New Roman" w:hAnsi="Times New Roman" w:cs="Times New Roman"/>
@@ -3471,6 +3469,8 @@
       <w:r>
         <w:rPr>
           <w:rFonts w:ascii="Times New Roman" w:hAnsi="Times New Roman" w:cs="Times New Roman"/>
+          <w:noProof/>
+          <w:lang w:eastAsia="pt-BR"/>
         </w:rPr>
         <w:drawing>
           <wp:inline distT="0" distB="0" distL="0" distR="0" wp14:anchorId="69B051B3" wp14:editId="0ED3CBD6">
@@ -3547,6 +3547,105 @@
       </w:r>
     </w:p>
     <w:p/>
+    <w:p>
+      <w:r>
+        <w:lastRenderedPageBreak/>
+        <w:t xml:space="preserve">Procedure sendo chamada no </w:t>
+      </w:r>
+      <w:proofErr w:type="spellStart"/>
+      <w:r>
+        <w:t>backend</w:t>
+      </w:r>
+      <w:proofErr w:type="spellEnd"/>
+      <w:r>
+        <w:t xml:space="preserve"> – referente a criação de um PET</w:t>
+      </w:r>
+      <w:r>
+        <w:br/>
+      </w:r>
+      <w:r>
+        <w:rPr>
+          <w:noProof/>
+          <w:lang w:eastAsia="pt-BR"/>
+        </w:rPr>
+        <w:drawing>
+          <wp:inline distT="0" distB="0" distL="0" distR="0" wp14:anchorId="1EBF636F" wp14:editId="27B13CB6">
+            <wp:extent cx="5400040" cy="2909570"/>
+            <wp:effectExtent l="0" t="0" r="0" b="5080"/>
+            <wp:docPr id="3" name="Imagem 3"/>
+            <wp:cNvGraphicFramePr>
+              <a:graphicFrameLocks xmlns:a="http://schemas.openxmlformats.org/drawingml/2006/main" noChangeAspect="1"/>
+            </wp:cNvGraphicFramePr>
+            <a:graphic xmlns:a="http://schemas.openxmlformats.org/drawingml/2006/main">
+              <a:graphicData uri="http://schemas.openxmlformats.org/drawingml/2006/picture">
+                <pic:pic xmlns:pic="http://schemas.openxmlformats.org/drawingml/2006/picture">
+                  <pic:nvPicPr>
+                    <pic:cNvPr id="1" name=""/>
+                    <pic:cNvPicPr/>
+                  </pic:nvPicPr>
+                  <pic:blipFill>
+                    <a:blip r:embed="rId13"/>
+                    <a:stretch>
+                      <a:fillRect/>
+                    </a:stretch>
+                  </pic:blipFill>
+                  <pic:spPr>
+                    <a:xfrm>
+                      <a:off x="0" y="0"/>
+                      <a:ext cx="5400040" cy="2909570"/>
+                    </a:xfrm>
+                    <a:prstGeom prst="rect">
+                      <a:avLst/>
+                    </a:prstGeom>
+                  </pic:spPr>
+                </pic:pic>
+              </a:graphicData>
+            </a:graphic>
+          </wp:inline>
+        </w:drawing>
+      </w:r>
+      <w:bookmarkStart w:id="4" w:name="_GoBack"/>
+      <w:bookmarkEnd w:id="4"/>
+    </w:p>
+    <w:p>
+      <w:r>
+        <w:drawing>
+          <wp:inline distT="0" distB="0" distL="0" distR="0" wp14:anchorId="5561E9F2" wp14:editId="5E42BEBB">
+            <wp:extent cx="5400040" cy="2828925"/>
+            <wp:effectExtent l="0" t="0" r="0" b="9525"/>
+            <wp:docPr id="4" name="Imagem 4"/>
+            <wp:cNvGraphicFramePr>
+              <a:graphicFrameLocks xmlns:a="http://schemas.openxmlformats.org/drawingml/2006/main" noChangeAspect="1"/>
+            </wp:cNvGraphicFramePr>
+            <a:graphic xmlns:a="http://schemas.openxmlformats.org/drawingml/2006/main">
+              <a:graphicData uri="http://schemas.openxmlformats.org/drawingml/2006/picture">
+                <pic:pic xmlns:pic="http://schemas.openxmlformats.org/drawingml/2006/picture">
+                  <pic:nvPicPr>
+                    <pic:cNvPr id="1" name=""/>
+                    <pic:cNvPicPr/>
+                  </pic:nvPicPr>
+                  <pic:blipFill>
+                    <a:blip r:embed="rId14"/>
+                    <a:stretch>
+                      <a:fillRect/>
+                    </a:stretch>
+                  </pic:blipFill>
+                  <pic:spPr>
+                    <a:xfrm>
+                      <a:off x="0" y="0"/>
+                      <a:ext cx="5400040" cy="2828925"/>
+                    </a:xfrm>
+                    <a:prstGeom prst="rect">
+                      <a:avLst/>
+                    </a:prstGeom>
+                  </pic:spPr>
+                </pic:pic>
+              </a:graphicData>
+            </a:graphic>
+          </wp:inline>
+        </w:drawing>
+      </w:r>
+    </w:p>
     <w:p/>
     <w:sectPr>
       <w:pgSz w:w="11906" w:h="16838"/>
@@ -5329,7 +5428,7 @@
 </file>
 
 <file path=customXml/itemProps1.xml><?xml version="1.0" encoding="utf-8"?>
-<ds:datastoreItem xmlns:ds="http://schemas.openxmlformats.org/officeDocument/2006/customXml" ds:itemID="{FC670D5F-4455-41B2-ADDA-87BF7EC34E7B}">
+<ds:datastoreItem xmlns:ds="http://schemas.openxmlformats.org/officeDocument/2006/customXml" ds:itemID="{0435D1C4-555D-4B3B-9AE8-B69C21641603}">
   <ds:schemaRefs>
     <ds:schemaRef ds:uri="http://schemas.openxmlformats.org/officeDocument/2006/bibliography"/>
   </ds:schemaRefs>
